--- a/Darwin's farm/游戏策划案v4.3.docx
+++ b/Darwin's farm/游戏策划案v4.3.docx
@@ -7179,6 +7179,12 @@
             <w:insideH w:val="single" w:color="D9D9D9" w:sz="4" w:space="0"/>
             <w:insideV w:val="single" w:color="D9D9D9" w:sz="4" w:space="0"/>
           </w:tblBorders>
+          <w:tblCellMar>
+            <w:top w:w="85" w:type="dxa"/>
+            <w:left w:w="95" w:type="dxa"/>
+            <w:bottom w:w="85" w:type="dxa"/>
+            <w:right w:w="95" w:type="dxa"/>
+          </w:tblCellMar>
         </w:tblPrEx>
         <w:trPr>
           <w:cantSplit/>
@@ -7316,157 +7322,6 @@
                 <w:sz w:val="17"/>
               </w:rPr>
               <w:t>≤50,000</w:t>
-            </w:r>
-          </w:p>
-        </w:tc>
-      </w:tr>
-      <w:tr>
-        <w:tblPrEx>
-          <w:tblBorders>
-            <w:top w:val="single" w:color="D9D9D9" w:sz="4" w:space="0"/>
-            <w:left w:val="single" w:color="D9D9D9" w:sz="4" w:space="0"/>
-            <w:bottom w:val="single" w:color="D9D9D9" w:sz="4" w:space="0"/>
-            <w:right w:val="single" w:color="D9D9D9" w:sz="4" w:space="0"/>
-            <w:insideH w:val="single" w:color="D9D9D9" w:sz="4" w:space="0"/>
-            <w:insideV w:val="single" w:color="D9D9D9" w:sz="4" w:space="0"/>
-          </w:tblBorders>
-        </w:tblPrEx>
-        <w:trPr>
-          <w:cantSplit/>
-          <w:jc w:val="center"/>
-        </w:trPr>
-        <w:tc>
-          <w:tcPr>
-            <w:tcW w:w="1020" w:type="dxa"/>
-            <w:shd w:val="clear" w:color="auto" w:fill="FFFFFF"/>
-            <w:tcMar>
-              <w:top w:w="90" w:type="dxa"/>
-              <w:left w:w="105" w:type="dxa"/>
-              <w:bottom w:w="90" w:type="dxa"/>
-              <w:right w:w="105" w:type="dxa"/>
-            </w:tcMar>
-            <w:vAlign w:val="center"/>
-          </w:tcPr>
-          <w:p>
-            <w:pPr>
-              <w:spacing w:after="40" w:line="269" w:lineRule="auto"/>
-              <w:jc w:val="left"/>
-            </w:pPr>
-            <w:r>
-              <w:rPr>
-                <w:rFonts w:ascii="宋体" w:hAnsi="宋体"/>
-                <w:color w:val="141D25"/>
-                <w:sz w:val="17"/>
-              </w:rPr>
-              <w:t>草原</w:t>
-            </w:r>
-          </w:p>
-        </w:tc>
-        <w:tc>
-          <w:tcPr>
-            <w:tcW w:w="850" w:type="dxa"/>
-            <w:shd w:val="clear" w:color="auto" w:fill="FFFFFF"/>
-            <w:tcMar>
-              <w:top w:w="90" w:type="dxa"/>
-              <w:left w:w="105" w:type="dxa"/>
-              <w:bottom w:w="90" w:type="dxa"/>
-              <w:right w:w="105" w:type="dxa"/>
-            </w:tcMar>
-            <w:vAlign w:val="center"/>
-          </w:tcPr>
-          <w:p>
-            <w:pPr>
-              <w:spacing w:after="40" w:line="269" w:lineRule="auto"/>
-              <w:jc w:val="center"/>
-            </w:pPr>
-            <w:r>
-              <w:rPr>
-                <w:rFonts w:ascii="宋体" w:hAnsi="宋体"/>
-                <w:color w:val="141D25"/>
-                <w:sz w:val="17"/>
-              </w:rPr>
-              <w:t>1</w:t>
-            </w:r>
-          </w:p>
-        </w:tc>
-        <w:tc>
-          <w:tcPr>
-            <w:tcW w:w="1531" w:type="dxa"/>
-            <w:shd w:val="clear" w:color="auto" w:fill="FFFFFF"/>
-            <w:tcMar>
-              <w:top w:w="90" w:type="dxa"/>
-              <w:left w:w="105" w:type="dxa"/>
-              <w:bottom w:w="90" w:type="dxa"/>
-              <w:right w:w="105" w:type="dxa"/>
-            </w:tcMar>
-            <w:vAlign w:val="center"/>
-          </w:tcPr>
-          <w:p>
-            <w:pPr>
-              <w:spacing w:after="40" w:line="269" w:lineRule="auto"/>
-              <w:jc w:val="center"/>
-            </w:pPr>
-            <w:r>
-              <w:rPr>
-                <w:rFonts w:ascii="宋体" w:hAnsi="宋体"/>
-                <w:color w:val="141D25"/>
-                <w:sz w:val="17"/>
-              </w:rPr>
-              <w:t>35–65</w:t>
-            </w:r>
-          </w:p>
-        </w:tc>
-        <w:tc>
-          <w:tcPr>
-            <w:tcW w:w="1531" w:type="dxa"/>
-            <w:shd w:val="clear" w:color="auto" w:fill="FFFFFF"/>
-            <w:tcMar>
-              <w:top w:w="90" w:type="dxa"/>
-              <w:left w:w="105" w:type="dxa"/>
-              <w:bottom w:w="90" w:type="dxa"/>
-              <w:right w:w="105" w:type="dxa"/>
-            </w:tcMar>
-            <w:vAlign w:val="center"/>
-          </w:tcPr>
-          <w:p>
-            <w:pPr>
-              <w:spacing w:after="40" w:line="269" w:lineRule="auto"/>
-              <w:jc w:val="center"/>
-            </w:pPr>
-            <w:r>
-              <w:rPr>
-                <w:rFonts w:ascii="宋体" w:hAnsi="宋体"/>
-                <w:color w:val="141D25"/>
-                <w:sz w:val="17"/>
-              </w:rPr>
-              <w:t>66–100</w:t>
-            </w:r>
-          </w:p>
-        </w:tc>
-        <w:tc>
-          <w:tcPr>
-            <w:tcW w:w="4422" w:type="dxa"/>
-            <w:shd w:val="clear" w:color="auto" w:fill="FFFFFF"/>
-            <w:tcMar>
-              <w:top w:w="90" w:type="dxa"/>
-              <w:left w:w="105" w:type="dxa"/>
-              <w:bottom w:w="90" w:type="dxa"/>
-              <w:right w:w="105" w:type="dxa"/>
-            </w:tcMar>
-            <w:vAlign w:val="center"/>
-          </w:tcPr>
-          <w:p>
-            <w:pPr>
-              <w:spacing w:after="40" w:line="269" w:lineRule="auto"/>
-              <w:jc w:val="center"/>
-            </w:pPr>
-            <w:r>
-              <w:rPr>
-                <w:rFonts w:ascii="宋体" w:hAnsi="宋体"/>
-                <w:color w:val="141D25"/>
-                <w:sz w:val="17"/>
-              </w:rPr>
-              <w:t>≤100,000</w:t>
             </w:r>
           </w:p>
         </w:tc>
@@ -7495,7 +7350,7 @@
         <w:tc>
           <w:tcPr>
             <w:tcW w:w="1020" w:type="dxa"/>
-            <w:shd w:val="clear" w:color="auto" w:fill="F2F6F9"/>
+            <w:shd w:val="clear" w:color="auto" w:fill="FFFFFF"/>
             <w:tcMar>
               <w:top w:w="90" w:type="dxa"/>
               <w:left w:w="105" w:type="dxa"/>
@@ -7522,7 +7377,7 @@
         <w:tc>
           <w:tcPr>
             <w:tcW w:w="850" w:type="dxa"/>
-            <w:shd w:val="clear" w:color="auto" w:fill="F2F6F9"/>
+            <w:shd w:val="clear" w:color="auto" w:fill="FFFFFF"/>
             <w:tcMar>
               <w:top w:w="90" w:type="dxa"/>
               <w:left w:w="105" w:type="dxa"/>
@@ -7549,7 +7404,7 @@
         <w:tc>
           <w:tcPr>
             <w:tcW w:w="1531" w:type="dxa"/>
-            <w:shd w:val="clear" w:color="auto" w:fill="F2F6F9"/>
+            <w:shd w:val="clear" w:color="auto" w:fill="FFFFFF"/>
             <w:tcMar>
               <w:top w:w="90" w:type="dxa"/>
               <w:left w:w="105" w:type="dxa"/>
@@ -7569,41 +7424,41 @@
                 <w:color w:val="141D25"/>
                 <w:sz w:val="17"/>
               </w:rPr>
+              <w:t>35–65</w:t>
+            </w:r>
+          </w:p>
+        </w:tc>
+        <w:tc>
+          <w:tcPr>
+            <w:tcW w:w="1531" w:type="dxa"/>
+            <w:shd w:val="clear" w:color="auto" w:fill="FFFFFF"/>
+            <w:tcMar>
+              <w:top w:w="90" w:type="dxa"/>
+              <w:left w:w="105" w:type="dxa"/>
+              <w:bottom w:w="90" w:type="dxa"/>
+              <w:right w:w="105" w:type="dxa"/>
+            </w:tcMar>
+            <w:vAlign w:val="center"/>
+          </w:tcPr>
+          <w:p>
+            <w:pPr>
+              <w:spacing w:after="40" w:line="269" w:lineRule="auto"/>
+              <w:jc w:val="center"/>
+            </w:pPr>
+            <w:r>
+              <w:rPr>
+                <w:rFonts w:ascii="宋体" w:hAnsi="宋体"/>
+                <w:color w:val="141D25"/>
+                <w:sz w:val="17"/>
+              </w:rPr>
               <w:t>66–100</w:t>
             </w:r>
           </w:p>
         </w:tc>
         <w:tc>
           <w:tcPr>
-            <w:tcW w:w="1531" w:type="dxa"/>
-            <w:shd w:val="clear" w:color="auto" w:fill="F2F6F9"/>
-            <w:tcMar>
-              <w:top w:w="90" w:type="dxa"/>
-              <w:left w:w="105" w:type="dxa"/>
-              <w:bottom w:w="90" w:type="dxa"/>
-              <w:right w:w="105" w:type="dxa"/>
-            </w:tcMar>
-            <w:vAlign w:val="center"/>
-          </w:tcPr>
-          <w:p>
-            <w:pPr>
-              <w:spacing w:after="40" w:line="269" w:lineRule="auto"/>
-              <w:jc w:val="center"/>
-            </w:pPr>
-            <w:r>
-              <w:rPr>
-                <w:rFonts w:ascii="宋体" w:hAnsi="宋体"/>
-                <w:color w:val="141D25"/>
-                <w:sz w:val="17"/>
-              </w:rPr>
-              <w:t>35–100</w:t>
-            </w:r>
-          </w:p>
-        </w:tc>
-        <w:tc>
-          <w:tcPr>
             <w:tcW w:w="4422" w:type="dxa"/>
-            <w:shd w:val="clear" w:color="auto" w:fill="F2F6F9"/>
+            <w:shd w:val="clear" w:color="auto" w:fill="FFFFFF"/>
             <w:tcMar>
               <w:top w:w="90" w:type="dxa"/>
               <w:left w:w="105" w:type="dxa"/>
@@ -7652,7 +7507,7 @@
         <w:tc>
           <w:tcPr>
             <w:tcW w:w="1020" w:type="dxa"/>
-            <w:shd w:val="clear" w:color="auto" w:fill="FFFFFF"/>
+            <w:shd w:val="clear" w:color="auto" w:fill="F2F6F9"/>
             <w:tcMar>
               <w:top w:w="90" w:type="dxa"/>
               <w:left w:w="105" w:type="dxa"/>
@@ -7672,14 +7527,14 @@
                 <w:color w:val="141D25"/>
                 <w:sz w:val="17"/>
               </w:rPr>
-              <w:t>雨林</w:t>
+              <w:t>草原</w:t>
             </w:r>
           </w:p>
         </w:tc>
         <w:tc>
           <w:tcPr>
             <w:tcW w:w="850" w:type="dxa"/>
-            <w:shd w:val="clear" w:color="auto" w:fill="FFFFFF"/>
+            <w:shd w:val="clear" w:color="auto" w:fill="F2F6F9"/>
             <w:tcMar>
               <w:top w:w="90" w:type="dxa"/>
               <w:left w:w="105" w:type="dxa"/>
@@ -7699,14 +7554,14 @@
                 <w:color w:val="141D25"/>
                 <w:sz w:val="17"/>
               </w:rPr>
-              <w:t>0–1</w:t>
+              <w:t>1</w:t>
             </w:r>
           </w:p>
         </w:tc>
         <w:tc>
           <w:tcPr>
             <w:tcW w:w="1531" w:type="dxa"/>
-            <w:shd w:val="clear" w:color="auto" w:fill="FFFFFF"/>
+            <w:shd w:val="clear" w:color="auto" w:fill="F2F6F9"/>
             <w:tcMar>
               <w:top w:w="90" w:type="dxa"/>
               <w:left w:w="105" w:type="dxa"/>
@@ -7726,14 +7581,14 @@
                 <w:color w:val="141D25"/>
                 <w:sz w:val="17"/>
               </w:rPr>
-              <w:t>50–100</w:t>
+              <w:t>66–100</w:t>
             </w:r>
           </w:p>
         </w:tc>
         <w:tc>
           <w:tcPr>
             <w:tcW w:w="1531" w:type="dxa"/>
-            <w:shd w:val="clear" w:color="auto" w:fill="FFFFFF"/>
+            <w:shd w:val="clear" w:color="auto" w:fill="F2F6F9"/>
             <w:tcMar>
               <w:top w:w="90" w:type="dxa"/>
               <w:left w:w="105" w:type="dxa"/>
@@ -7753,14 +7608,14 @@
                 <w:color w:val="141D25"/>
                 <w:sz w:val="17"/>
               </w:rPr>
-              <w:t>66–100</w:t>
+              <w:t>35–100</w:t>
             </w:r>
           </w:p>
         </w:tc>
         <w:tc>
           <w:tcPr>
             <w:tcW w:w="4422" w:type="dxa"/>
-            <w:shd w:val="clear" w:color="auto" w:fill="FFFFFF"/>
+            <w:shd w:val="clear" w:color="auto" w:fill="F2F6F9"/>
             <w:tcMar>
               <w:top w:w="90" w:type="dxa"/>
               <w:left w:w="105" w:type="dxa"/>
@@ -7780,7 +7635,7 @@
                 <w:color w:val="141D25"/>
                 <w:sz w:val="17"/>
               </w:rPr>
-              <w:t>&gt;100,000</w:t>
+              <w:t>≤100,000</w:t>
             </w:r>
           </w:p>
         </w:tc>
@@ -7809,7 +7664,7 @@
         <w:tc>
           <w:tcPr>
             <w:tcW w:w="1020" w:type="dxa"/>
-            <w:shd w:val="clear" w:color="auto" w:fill="F2F6F9"/>
+            <w:shd w:val="clear" w:color="auto" w:fill="FFFFFF"/>
             <w:tcMar>
               <w:top w:w="90" w:type="dxa"/>
               <w:left w:w="105" w:type="dxa"/>
@@ -7836,7 +7691,7 @@
         <w:tc>
           <w:tcPr>
             <w:tcW w:w="850" w:type="dxa"/>
-            <w:shd w:val="clear" w:color="auto" w:fill="F2F6F9"/>
+            <w:shd w:val="clear" w:color="auto" w:fill="FFFFFF"/>
             <w:tcMar>
               <w:top w:w="90" w:type="dxa"/>
               <w:left w:w="105" w:type="dxa"/>
@@ -7863,7 +7718,7 @@
         <w:tc>
           <w:tcPr>
             <w:tcW w:w="1531" w:type="dxa"/>
-            <w:shd w:val="clear" w:color="auto" w:fill="F2F6F9"/>
+            <w:shd w:val="clear" w:color="auto" w:fill="FFFFFF"/>
             <w:tcMar>
               <w:top w:w="90" w:type="dxa"/>
               <w:left w:w="105" w:type="dxa"/>
@@ -7883,41 +7738,41 @@
                 <w:color w:val="141D25"/>
                 <w:sz w:val="17"/>
               </w:rPr>
+              <w:t>50–100</w:t>
+            </w:r>
+          </w:p>
+        </w:tc>
+        <w:tc>
+          <w:tcPr>
+            <w:tcW w:w="1531" w:type="dxa"/>
+            <w:shd w:val="clear" w:color="auto" w:fill="FFFFFF"/>
+            <w:tcMar>
+              <w:top w:w="90" w:type="dxa"/>
+              <w:left w:w="105" w:type="dxa"/>
+              <w:bottom w:w="90" w:type="dxa"/>
+              <w:right w:w="105" w:type="dxa"/>
+            </w:tcMar>
+            <w:vAlign w:val="center"/>
+          </w:tcPr>
+          <w:p>
+            <w:pPr>
+              <w:spacing w:after="40" w:line="269" w:lineRule="auto"/>
+              <w:jc w:val="center"/>
+            </w:pPr>
+            <w:r>
+              <w:rPr>
+                <w:rFonts w:ascii="宋体" w:hAnsi="宋体"/>
+                <w:color w:val="141D25"/>
+                <w:sz w:val="17"/>
+              </w:rPr>
               <w:t>66–100</w:t>
             </w:r>
           </w:p>
         </w:tc>
         <w:tc>
           <w:tcPr>
-            <w:tcW w:w="1531" w:type="dxa"/>
-            <w:shd w:val="clear" w:color="auto" w:fill="F2F6F9"/>
-            <w:tcMar>
-              <w:top w:w="90" w:type="dxa"/>
-              <w:left w:w="105" w:type="dxa"/>
-              <w:bottom w:w="90" w:type="dxa"/>
-              <w:right w:w="105" w:type="dxa"/>
-            </w:tcMar>
-            <w:vAlign w:val="center"/>
-          </w:tcPr>
-          <w:p>
-            <w:pPr>
-              <w:spacing w:after="40" w:line="269" w:lineRule="auto"/>
-              <w:jc w:val="center"/>
-            </w:pPr>
-            <w:r>
-              <w:rPr>
-                <w:rFonts w:ascii="宋体" w:hAnsi="宋体"/>
-                <w:color w:val="141D25"/>
-                <w:sz w:val="17"/>
-              </w:rPr>
-              <w:t>35–65</w:t>
-            </w:r>
-          </w:p>
-        </w:tc>
-        <w:tc>
-          <w:tcPr>
             <w:tcW w:w="4422" w:type="dxa"/>
-            <w:shd w:val="clear" w:color="auto" w:fill="F2F6F9"/>
+            <w:shd w:val="clear" w:color="auto" w:fill="FFFFFF"/>
             <w:tcMar>
               <w:top w:w="90" w:type="dxa"/>
               <w:left w:w="105" w:type="dxa"/>
@@ -7966,7 +7821,7 @@
         <w:tc>
           <w:tcPr>
             <w:tcW w:w="1020" w:type="dxa"/>
-            <w:shd w:val="clear" w:color="auto" w:fill="FFFFFF"/>
+            <w:shd w:val="clear" w:color="auto" w:fill="F2F6F9"/>
             <w:tcMar>
               <w:top w:w="90" w:type="dxa"/>
               <w:left w:w="105" w:type="dxa"/>
@@ -7986,14 +7841,14 @@
                 <w:color w:val="141D25"/>
                 <w:sz w:val="17"/>
               </w:rPr>
-              <w:t>高山</w:t>
+              <w:t>雨林</w:t>
             </w:r>
           </w:p>
         </w:tc>
         <w:tc>
           <w:tcPr>
             <w:tcW w:w="850" w:type="dxa"/>
-            <w:shd w:val="clear" w:color="auto" w:fill="FFFFFF"/>
+            <w:shd w:val="clear" w:color="auto" w:fill="F2F6F9"/>
             <w:tcMar>
               <w:top w:w="90" w:type="dxa"/>
               <w:left w:w="105" w:type="dxa"/>
@@ -8013,14 +7868,14 @@
                 <w:color w:val="141D25"/>
                 <w:sz w:val="17"/>
               </w:rPr>
-              <w:t>1</w:t>
+              <w:t>0–1</w:t>
             </w:r>
           </w:p>
         </w:tc>
         <w:tc>
           <w:tcPr>
             <w:tcW w:w="1531" w:type="dxa"/>
-            <w:shd w:val="clear" w:color="auto" w:fill="FFFFFF"/>
+            <w:shd w:val="clear" w:color="auto" w:fill="F2F6F9"/>
             <w:tcMar>
               <w:top w:w="90" w:type="dxa"/>
               <w:left w:w="105" w:type="dxa"/>
@@ -8040,14 +7895,14 @@
                 <w:color w:val="141D25"/>
                 <w:sz w:val="17"/>
               </w:rPr>
-              <w:t>0–34</w:t>
+              <w:t>66–100</w:t>
             </w:r>
           </w:p>
         </w:tc>
         <w:tc>
           <w:tcPr>
             <w:tcW w:w="1531" w:type="dxa"/>
-            <w:shd w:val="clear" w:color="auto" w:fill="FFFFFF"/>
+            <w:shd w:val="clear" w:color="auto" w:fill="F2F6F9"/>
             <w:tcMar>
               <w:top w:w="90" w:type="dxa"/>
               <w:left w:w="105" w:type="dxa"/>
@@ -8067,14 +7922,14 @@
                 <w:color w:val="141D25"/>
                 <w:sz w:val="17"/>
               </w:rPr>
-              <w:t>0–34</w:t>
+              <w:t>35–65</w:t>
             </w:r>
           </w:p>
         </w:tc>
         <w:tc>
           <w:tcPr>
             <w:tcW w:w="4422" w:type="dxa"/>
-            <w:shd w:val="clear" w:color="auto" w:fill="FFFFFF"/>
+            <w:shd w:val="clear" w:color="auto" w:fill="F2F6F9"/>
             <w:tcMar>
               <w:top w:w="90" w:type="dxa"/>
               <w:left w:w="105" w:type="dxa"/>
@@ -8094,7 +7949,7 @@
                 <w:color w:val="141D25"/>
                 <w:sz w:val="17"/>
               </w:rPr>
-              <w:t>任意</w:t>
+              <w:t>&gt;100,000</w:t>
             </w:r>
           </w:p>
         </w:tc>
@@ -8123,7 +7978,7 @@
         <w:tc>
           <w:tcPr>
             <w:tcW w:w="1020" w:type="dxa"/>
-            <w:shd w:val="clear" w:color="auto" w:fill="F2F6F9"/>
+            <w:shd w:val="clear" w:color="auto" w:fill="FFFFFF"/>
             <w:tcMar>
               <w:top w:w="90" w:type="dxa"/>
               <w:left w:w="105" w:type="dxa"/>
@@ -8150,7 +8005,7 @@
         <w:tc>
           <w:tcPr>
             <w:tcW w:w="850" w:type="dxa"/>
-            <w:shd w:val="clear" w:color="auto" w:fill="F2F6F9"/>
+            <w:shd w:val="clear" w:color="auto" w:fill="FFFFFF"/>
             <w:tcMar>
               <w:top w:w="90" w:type="dxa"/>
               <w:left w:w="105" w:type="dxa"/>
@@ -8177,7 +8032,7 @@
         <w:tc>
           <w:tcPr>
             <w:tcW w:w="1531" w:type="dxa"/>
-            <w:shd w:val="clear" w:color="auto" w:fill="F2F6F9"/>
+            <w:shd w:val="clear" w:color="auto" w:fill="FFFFFF"/>
             <w:tcMar>
               <w:top w:w="90" w:type="dxa"/>
               <w:left w:w="105" w:type="dxa"/>
@@ -8197,14 +8052,14 @@
                 <w:color w:val="141D25"/>
                 <w:sz w:val="17"/>
               </w:rPr>
-              <w:t>35–65</w:t>
+              <w:t>0–34</w:t>
             </w:r>
           </w:p>
         </w:tc>
         <w:tc>
           <w:tcPr>
             <w:tcW w:w="1531" w:type="dxa"/>
-            <w:shd w:val="clear" w:color="auto" w:fill="F2F6F9"/>
+            <w:shd w:val="clear" w:color="auto" w:fill="FFFFFF"/>
             <w:tcMar>
               <w:top w:w="90" w:type="dxa"/>
               <w:left w:w="105" w:type="dxa"/>
@@ -8224,33 +8079,34 @@
                 <w:color w:val="141D25"/>
                 <w:sz w:val="17"/>
               </w:rPr>
-              <w:t>35–65</w:t>
+              <w:t>0–34</w:t>
             </w:r>
           </w:p>
         </w:tc>
         <w:tc>
           <w:tcPr>
             <w:tcW w:w="4422" w:type="dxa"/>
-            <w:shd w:val="clear" w:color="auto" w:fill="F2F6F9"/>
-            <w:tcMar>
-              <w:top w:w="90" w:type="dxa"/>
-              <w:left w:w="105" w:type="dxa"/>
-              <w:bottom w:w="90" w:type="dxa"/>
-              <w:right w:w="105" w:type="dxa"/>
-            </w:tcMar>
-            <w:vAlign w:val="center"/>
-          </w:tcPr>
-          <w:p>
-            <w:pPr>
-              <w:spacing w:after="40" w:line="269" w:lineRule="auto"/>
-            </w:pPr>
-            <w:r>
-              <w:rPr>
-                <w:rFonts w:ascii="宋体" w:hAnsi="宋体"/>
-                <w:color w:val="141D25"/>
-                <w:sz w:val="17"/>
-              </w:rPr>
-              <w:t>&gt;50,000且≤100,000</w:t>
+            <w:shd w:val="clear" w:color="auto" w:fill="FFFFFF"/>
+            <w:tcMar>
+              <w:top w:w="90" w:type="dxa"/>
+              <w:left w:w="105" w:type="dxa"/>
+              <w:bottom w:w="90" w:type="dxa"/>
+              <w:right w:w="105" w:type="dxa"/>
+            </w:tcMar>
+            <w:vAlign w:val="center"/>
+          </w:tcPr>
+          <w:p>
+            <w:pPr>
+              <w:spacing w:after="40" w:line="269" w:lineRule="auto"/>
+              <w:jc w:val="center"/>
+            </w:pPr>
+            <w:r>
+              <w:rPr>
+                <w:rFonts w:ascii="宋体" w:hAnsi="宋体"/>
+                <w:color w:val="141D25"/>
+                <w:sz w:val="17"/>
+              </w:rPr>
+              <w:t>任意</w:t>
             </w:r>
           </w:p>
         </w:tc>
@@ -8279,7 +8135,7 @@
         <w:tc>
           <w:tcPr>
             <w:tcW w:w="1020" w:type="dxa"/>
-            <w:shd w:val="clear" w:color="auto" w:fill="FFFFFF"/>
+            <w:shd w:val="clear" w:color="auto" w:fill="F2F6F9"/>
             <w:tcMar>
               <w:top w:w="90" w:type="dxa"/>
               <w:left w:w="105" w:type="dxa"/>
@@ -8306,7 +8162,7 @@
         <w:tc>
           <w:tcPr>
             <w:tcW w:w="850" w:type="dxa"/>
-            <w:shd w:val="clear" w:color="auto" w:fill="FFFFFF"/>
+            <w:shd w:val="clear" w:color="auto" w:fill="F2F6F9"/>
             <w:tcMar>
               <w:top w:w="90" w:type="dxa"/>
               <w:left w:w="105" w:type="dxa"/>
@@ -8326,14 +8182,14 @@
                 <w:color w:val="141D25"/>
                 <w:sz w:val="17"/>
               </w:rPr>
-              <w:t>2</w:t>
+              <w:t>1</w:t>
             </w:r>
           </w:p>
         </w:tc>
         <w:tc>
           <w:tcPr>
             <w:tcW w:w="1531" w:type="dxa"/>
-            <w:shd w:val="clear" w:color="auto" w:fill="FFFFFF"/>
+            <w:shd w:val="clear" w:color="auto" w:fill="F2F6F9"/>
             <w:tcMar>
               <w:top w:w="90" w:type="dxa"/>
               <w:left w:w="105" w:type="dxa"/>
@@ -8353,14 +8209,14 @@
                 <w:color w:val="141D25"/>
                 <w:sz w:val="17"/>
               </w:rPr>
-              <w:t>0–34</w:t>
+              <w:t>35–65</w:t>
             </w:r>
           </w:p>
         </w:tc>
         <w:tc>
           <w:tcPr>
             <w:tcW w:w="1531" w:type="dxa"/>
-            <w:shd w:val="clear" w:color="auto" w:fill="FFFFFF"/>
+            <w:shd w:val="clear" w:color="auto" w:fill="F2F6F9"/>
             <w:tcMar>
               <w:top w:w="90" w:type="dxa"/>
               <w:left w:w="105" w:type="dxa"/>
@@ -8380,34 +8236,33 @@
                 <w:color w:val="141D25"/>
                 <w:sz w:val="17"/>
               </w:rPr>
-              <w:t>0–34</w:t>
+              <w:t>35–65</w:t>
             </w:r>
           </w:p>
         </w:tc>
         <w:tc>
           <w:tcPr>
             <w:tcW w:w="4422" w:type="dxa"/>
-            <w:shd w:val="clear" w:color="auto" w:fill="FFFFFF"/>
-            <w:tcMar>
-              <w:top w:w="90" w:type="dxa"/>
-              <w:left w:w="105" w:type="dxa"/>
-              <w:bottom w:w="90" w:type="dxa"/>
-              <w:right w:w="105" w:type="dxa"/>
-            </w:tcMar>
-            <w:vAlign w:val="center"/>
-          </w:tcPr>
-          <w:p>
-            <w:pPr>
-              <w:spacing w:after="40" w:line="269" w:lineRule="auto"/>
-              <w:jc w:val="center"/>
-            </w:pPr>
-            <w:r>
-              <w:rPr>
-                <w:rFonts w:ascii="宋体" w:hAnsi="宋体"/>
-                <w:color w:val="141D25"/>
-                <w:sz w:val="17"/>
-              </w:rPr>
-              <w:t>&gt;50,000</w:t>
+            <w:shd w:val="clear" w:color="auto" w:fill="F2F6F9"/>
+            <w:tcMar>
+              <w:top w:w="90" w:type="dxa"/>
+              <w:left w:w="105" w:type="dxa"/>
+              <w:bottom w:w="90" w:type="dxa"/>
+              <w:right w:w="105" w:type="dxa"/>
+            </w:tcMar>
+            <w:vAlign w:val="center"/>
+          </w:tcPr>
+          <w:p>
+            <w:pPr>
+              <w:spacing w:after="40" w:line="269" w:lineRule="auto"/>
+            </w:pPr>
+            <w:r>
+              <w:rPr>
+                <w:rFonts w:ascii="宋体" w:hAnsi="宋体"/>
+                <w:color w:val="141D25"/>
+                <w:sz w:val="17"/>
+              </w:rPr>
+              <w:t>&gt;50,000且≤100,000</w:t>
             </w:r>
           </w:p>
         </w:tc>
@@ -8436,7 +8291,7 @@
         <w:tc>
           <w:tcPr>
             <w:tcW w:w="1020" w:type="dxa"/>
-            <w:shd w:val="clear" w:color="auto" w:fill="F2F6F9"/>
+            <w:shd w:val="clear" w:color="auto" w:fill="FFFFFF"/>
             <w:tcMar>
               <w:top w:w="90" w:type="dxa"/>
               <w:left w:w="105" w:type="dxa"/>
@@ -8463,7 +8318,7 @@
         <w:tc>
           <w:tcPr>
             <w:tcW w:w="850" w:type="dxa"/>
-            <w:shd w:val="clear" w:color="auto" w:fill="F2F6F9"/>
+            <w:shd w:val="clear" w:color="auto" w:fill="FFFFFF"/>
             <w:tcMar>
               <w:top w:w="90" w:type="dxa"/>
               <w:left w:w="105" w:type="dxa"/>
@@ -8490,7 +8345,7 @@
         <w:tc>
           <w:tcPr>
             <w:tcW w:w="1531" w:type="dxa"/>
-            <w:shd w:val="clear" w:color="auto" w:fill="F2F6F9"/>
+            <w:shd w:val="clear" w:color="auto" w:fill="FFFFFF"/>
             <w:tcMar>
               <w:top w:w="90" w:type="dxa"/>
               <w:left w:w="105" w:type="dxa"/>
@@ -8517,7 +8372,7 @@
         <w:tc>
           <w:tcPr>
             <w:tcW w:w="1531" w:type="dxa"/>
-            <w:shd w:val="clear" w:color="auto" w:fill="F2F6F9"/>
+            <w:shd w:val="clear" w:color="auto" w:fill="FFFFFF"/>
             <w:tcMar>
               <w:top w:w="90" w:type="dxa"/>
               <w:left w:w="105" w:type="dxa"/>
@@ -8537,14 +8392,14 @@
                 <w:color w:val="141D25"/>
                 <w:sz w:val="17"/>
               </w:rPr>
-              <w:t>35–100</w:t>
+              <w:t>0–34</w:t>
             </w:r>
           </w:p>
         </w:tc>
         <w:tc>
           <w:tcPr>
             <w:tcW w:w="4422" w:type="dxa"/>
-            <w:shd w:val="clear" w:color="auto" w:fill="F2F6F9"/>
+            <w:shd w:val="clear" w:color="auto" w:fill="FFFFFF"/>
             <w:tcMar>
               <w:top w:w="90" w:type="dxa"/>
               <w:left w:w="105" w:type="dxa"/>
@@ -8564,7 +8419,7 @@
                 <w:color w:val="141D25"/>
                 <w:sz w:val="17"/>
               </w:rPr>
-              <w:t>&gt;100,000</w:t>
+              <w:t>&gt;50,000</w:t>
             </w:r>
           </w:p>
         </w:tc>
@@ -8579,6 +8434,169 @@
             <w:insideH w:val="single" w:color="D9D9D9" w:sz="4" w:space="0"/>
             <w:insideV w:val="single" w:color="D9D9D9" w:sz="4" w:space="0"/>
           </w:tblBorders>
+          <w:tblCellMar>
+            <w:top w:w="85" w:type="dxa"/>
+            <w:left w:w="95" w:type="dxa"/>
+            <w:bottom w:w="85" w:type="dxa"/>
+            <w:right w:w="95" w:type="dxa"/>
+          </w:tblCellMar>
+        </w:tblPrEx>
+        <w:trPr>
+          <w:cantSplit/>
+          <w:jc w:val="center"/>
+        </w:trPr>
+        <w:tc>
+          <w:tcPr>
+            <w:tcW w:w="1020" w:type="dxa"/>
+            <w:shd w:val="clear" w:color="auto" w:fill="F2F6F9"/>
+            <w:tcMar>
+              <w:top w:w="90" w:type="dxa"/>
+              <w:left w:w="105" w:type="dxa"/>
+              <w:bottom w:w="90" w:type="dxa"/>
+              <w:right w:w="105" w:type="dxa"/>
+            </w:tcMar>
+            <w:vAlign w:val="center"/>
+          </w:tcPr>
+          <w:p>
+            <w:pPr>
+              <w:spacing w:after="40" w:line="269" w:lineRule="auto"/>
+              <w:jc w:val="left"/>
+            </w:pPr>
+            <w:r>
+              <w:rPr>
+                <w:rFonts w:ascii="宋体" w:hAnsi="宋体"/>
+                <w:color w:val="141D25"/>
+                <w:sz w:val="17"/>
+              </w:rPr>
+              <w:t>高山</w:t>
+            </w:r>
+          </w:p>
+        </w:tc>
+        <w:tc>
+          <w:tcPr>
+            <w:tcW w:w="850" w:type="dxa"/>
+            <w:shd w:val="clear" w:color="auto" w:fill="F2F6F9"/>
+            <w:tcMar>
+              <w:top w:w="90" w:type="dxa"/>
+              <w:left w:w="105" w:type="dxa"/>
+              <w:bottom w:w="90" w:type="dxa"/>
+              <w:right w:w="105" w:type="dxa"/>
+            </w:tcMar>
+            <w:vAlign w:val="center"/>
+          </w:tcPr>
+          <w:p>
+            <w:pPr>
+              <w:spacing w:after="40" w:line="269" w:lineRule="auto"/>
+              <w:jc w:val="center"/>
+            </w:pPr>
+            <w:r>
+              <w:rPr>
+                <w:rFonts w:ascii="宋体" w:hAnsi="宋体"/>
+                <w:color w:val="141D25"/>
+                <w:sz w:val="17"/>
+              </w:rPr>
+              <w:t>2</w:t>
+            </w:r>
+          </w:p>
+        </w:tc>
+        <w:tc>
+          <w:tcPr>
+            <w:tcW w:w="1531" w:type="dxa"/>
+            <w:shd w:val="clear" w:color="auto" w:fill="F2F6F9"/>
+            <w:tcMar>
+              <w:top w:w="90" w:type="dxa"/>
+              <w:left w:w="105" w:type="dxa"/>
+              <w:bottom w:w="90" w:type="dxa"/>
+              <w:right w:w="105" w:type="dxa"/>
+            </w:tcMar>
+            <w:vAlign w:val="center"/>
+          </w:tcPr>
+          <w:p>
+            <w:pPr>
+              <w:spacing w:after="40" w:line="269" w:lineRule="auto"/>
+              <w:jc w:val="center"/>
+            </w:pPr>
+            <w:r>
+              <w:rPr>
+                <w:rFonts w:ascii="宋体" w:hAnsi="宋体"/>
+                <w:color w:val="141D25"/>
+                <w:sz w:val="17"/>
+              </w:rPr>
+              <w:t>0–34</w:t>
+            </w:r>
+          </w:p>
+        </w:tc>
+        <w:tc>
+          <w:tcPr>
+            <w:tcW w:w="1531" w:type="dxa"/>
+            <w:shd w:val="clear" w:color="auto" w:fill="F2F6F9"/>
+            <w:tcMar>
+              <w:top w:w="90" w:type="dxa"/>
+              <w:left w:w="105" w:type="dxa"/>
+              <w:bottom w:w="90" w:type="dxa"/>
+              <w:right w:w="105" w:type="dxa"/>
+            </w:tcMar>
+            <w:vAlign w:val="center"/>
+          </w:tcPr>
+          <w:p>
+            <w:pPr>
+              <w:spacing w:after="40" w:line="269" w:lineRule="auto"/>
+              <w:jc w:val="center"/>
+            </w:pPr>
+            <w:r>
+              <w:rPr>
+                <w:rFonts w:ascii="宋体" w:hAnsi="宋体"/>
+                <w:color w:val="141D25"/>
+                <w:sz w:val="17"/>
+              </w:rPr>
+              <w:t>35–100</w:t>
+            </w:r>
+          </w:p>
+        </w:tc>
+        <w:tc>
+          <w:tcPr>
+            <w:tcW w:w="4422" w:type="dxa"/>
+            <w:shd w:val="clear" w:color="auto" w:fill="F2F6F9"/>
+            <w:tcMar>
+              <w:top w:w="90" w:type="dxa"/>
+              <w:left w:w="105" w:type="dxa"/>
+              <w:bottom w:w="90" w:type="dxa"/>
+              <w:right w:w="105" w:type="dxa"/>
+            </w:tcMar>
+            <w:vAlign w:val="center"/>
+          </w:tcPr>
+          <w:p>
+            <w:pPr>
+              <w:spacing w:after="40" w:line="269" w:lineRule="auto"/>
+              <w:jc w:val="center"/>
+            </w:pPr>
+            <w:r>
+              <w:rPr>
+                <w:rFonts w:ascii="宋体" w:hAnsi="宋体"/>
+                <w:color w:val="141D25"/>
+                <w:sz w:val="17"/>
+              </w:rPr>
+              <w:t>&gt;100,000</w:t>
+            </w:r>
+          </w:p>
+        </w:tc>
+      </w:tr>
+      <w:tr>
+        <w:tblPrEx>
+          <w:tblBorders>
+            <w:top w:val="single" w:color="D9D9D9" w:sz="4" w:space="0"/>
+            <w:left w:val="single" w:color="D9D9D9" w:sz="4" w:space="0"/>
+            <w:bottom w:val="single" w:color="D9D9D9" w:sz="4" w:space="0"/>
+            <w:right w:val="single" w:color="D9D9D9" w:sz="4" w:space="0"/>
+            <w:insideH w:val="single" w:color="D9D9D9" w:sz="4" w:space="0"/>
+            <w:insideV w:val="single" w:color="D9D9D9" w:sz="4" w:space="0"/>
+          </w:tblBorders>
+          <w:tblCellMar>
+            <w:top w:w="85" w:type="dxa"/>
+            <w:left w:w="95" w:type="dxa"/>
+            <w:bottom w:w="85" w:type="dxa"/>
+            <w:right w:w="95" w:type="dxa"/>
+          </w:tblCellMar>
         </w:tblPrEx>
         <w:trPr>
           <w:cantSplit/>
@@ -13218,12 +13236,6 @@
             <w:insideH w:val="single" w:color="D9D9D9" w:sz="4" w:space="0"/>
             <w:insideV w:val="single" w:color="D9D9D9" w:sz="4" w:space="0"/>
           </w:tblBorders>
-          <w:tblCellMar>
-            <w:top w:w="85" w:type="dxa"/>
-            <w:left w:w="95" w:type="dxa"/>
-            <w:bottom w:w="85" w:type="dxa"/>
-            <w:right w:w="95" w:type="dxa"/>
-          </w:tblCellMar>
         </w:tblPrEx>
         <w:trPr>
           <w:cantSplit/>
@@ -24643,6 +24655,7 @@
         <w:tc>
           <w:tcPr>
             <w:tcW w:w="3528" w:type="dxa"/>
+            <w:shd w:val="clear" w:color="auto" w:fill="F7F9FB"/>
             <w:tcMar>
               <w:top w:w="90" w:type="dxa"/>
               <w:left w:w="90" w:type="dxa"/>
@@ -24656,13 +24669,17 @@
               <w:spacing w:before="0" w:after="40"/>
             </w:pPr>
             <w:r>
-              <w:t>生长催化脉冲</w:t>
+              <w:rPr>
+                <w:sz w:val="18"/>
+              </w:rPr>
+              <w:t>生态播种舱</w:t>
             </w:r>
           </w:p>
         </w:tc>
         <w:tc>
           <w:tcPr>
             <w:tcW w:w="1800" w:type="dxa"/>
+            <w:shd w:val="clear" w:color="auto" w:fill="F7F9FB"/>
             <w:tcMar>
               <w:top w:w="90" w:type="dxa"/>
               <w:left w:w="90" w:type="dxa"/>
@@ -24676,13 +24693,17 @@
               <w:spacing w:before="0" w:after="40"/>
             </w:pPr>
             <w:r>
-              <w:t>300／680</w:t>
+              <w:rPr>
+                <w:sz w:val="18"/>
+              </w:rPr>
+              <w:t>260／560</w:t>
             </w:r>
           </w:p>
         </w:tc>
         <w:tc>
           <w:tcPr>
             <w:tcW w:w="4248" w:type="dxa"/>
+            <w:shd w:val="clear" w:color="auto" w:fill="F7F9FB"/>
             <w:tcMar>
               <w:top w:w="90" w:type="dxa"/>
               <w:left w:w="90" w:type="dxa"/>
@@ -24697,6 +24718,12 @@
             </w:pPr>
             <w:r>
               <w:t>每日植物增量 R +25,000／+50,000，立即生效并用100天恢复。</w:t>
+            </w:r>
+            <w:r>
+              <w:rPr>
+                <w:sz w:val="18"/>
+              </w:rPr>
+              <w:t>一次增加容量的 25%／50% 植物库存。</w:t>
             </w:r>
           </w:p>
         </w:tc>
@@ -24721,7 +24748,6 @@
         <w:tc>
           <w:tcPr>
             <w:tcW w:w="3528" w:type="dxa"/>
-            <w:shd w:val="clear" w:color="auto" w:fill="F7F9FB"/>
             <w:tcMar>
               <w:top w:w="90" w:type="dxa"/>
               <w:left w:w="90" w:type="dxa"/>
@@ -24735,17 +24761,13 @@
               <w:spacing w:before="0" w:after="40"/>
             </w:pPr>
             <w:r>
-              <w:rPr>
-                <w:sz w:val="18"/>
-              </w:rPr>
-              <w:t>生态播种舱</w:t>
+              <w:t>生态抑制装置</w:t>
             </w:r>
           </w:p>
         </w:tc>
         <w:tc>
           <w:tcPr>
             <w:tcW w:w="1800" w:type="dxa"/>
-            <w:shd w:val="clear" w:color="auto" w:fill="F7F9FB"/>
             <w:tcMar>
               <w:top w:w="90" w:type="dxa"/>
               <w:left w:w="90" w:type="dxa"/>
@@ -24759,17 +24781,13 @@
               <w:spacing w:before="0" w:after="40"/>
             </w:pPr>
             <w:r>
-              <w:rPr>
-                <w:sz w:val="18"/>
-              </w:rPr>
-              <w:t>260／560</w:t>
+              <w:t>420／960（试填）</w:t>
             </w:r>
           </w:p>
         </w:tc>
         <w:tc>
           <w:tcPr>
             <w:tcW w:w="4248" w:type="dxa"/>
-            <w:shd w:val="clear" w:color="auto" w:fill="F7F9FB"/>
             <w:tcMar>
               <w:top w:w="90" w:type="dxa"/>
               <w:left w:w="90" w:type="dxa"/>
@@ -24783,89 +24801,10 @@
               <w:spacing w:before="0" w:after="40"/>
             </w:pPr>
             <w:r>
-              <w:rPr>
-                <w:sz w:val="18"/>
-              </w:rPr>
-              <w:t>一次增加容量的 25%／50% 植物库存。</w:t>
-            </w:r>
-          </w:p>
-        </w:tc>
-      </w:tr>
-      <w:tr>
-        <w:tblPrEx>
-          <w:tblBorders>
-            <w:top w:val="single" w:color="D9D9D9" w:sz="4" w:space="0"/>
-            <w:left w:val="single" w:color="D9D9D9" w:sz="4" w:space="0"/>
-            <w:bottom w:val="single" w:color="D9D9D9" w:sz="4" w:space="0"/>
-            <w:right w:val="single" w:color="D9D9D9" w:sz="4" w:space="0"/>
-            <w:insideH w:val="single" w:color="D9D9D9" w:sz="4" w:space="0"/>
-            <w:insideV w:val="single" w:color="D9D9D9" w:sz="4" w:space="0"/>
-          </w:tblBorders>
-          <w:tblCellMar>
-            <w:top w:w="0" w:type="dxa"/>
-            <w:left w:w="108" w:type="dxa"/>
-            <w:bottom w:w="0" w:type="dxa"/>
-            <w:right w:w="108" w:type="dxa"/>
-          </w:tblCellMar>
-        </w:tblPrEx>
-        <w:tc>
-          <w:tcPr>
-            <w:tcW w:w="3528" w:type="dxa"/>
-            <w:tcMar>
-              <w:top w:w="90" w:type="dxa"/>
-              <w:left w:w="90" w:type="dxa"/>
-              <w:bottom w:w="90" w:type="dxa"/>
-              <w:right w:w="90" w:type="dxa"/>
-            </w:tcMar>
-            <w:vAlign w:val="center"/>
-          </w:tcPr>
-          <w:p>
-            <w:pPr>
-              <w:spacing w:before="0" w:after="40"/>
-            </w:pPr>
-            <w:r>
-              <w:t>生态抑制装置</w:t>
-            </w:r>
-          </w:p>
-        </w:tc>
-        <w:tc>
-          <w:tcPr>
-            <w:tcW w:w="1800" w:type="dxa"/>
-            <w:tcMar>
-              <w:top w:w="90" w:type="dxa"/>
-              <w:left w:w="90" w:type="dxa"/>
-              <w:bottom w:w="90" w:type="dxa"/>
-              <w:right w:w="90" w:type="dxa"/>
-            </w:tcMar>
-            <w:vAlign w:val="center"/>
-          </w:tcPr>
-          <w:p>
-            <w:pPr>
-              <w:spacing w:before="0" w:after="40"/>
-            </w:pPr>
-            <w:r>
-              <w:t>420／960（试填）</w:t>
-            </w:r>
-          </w:p>
-        </w:tc>
-        <w:tc>
-          <w:tcPr>
-            <w:tcW w:w="4248" w:type="dxa"/>
-            <w:tcMar>
-              <w:top w:w="90" w:type="dxa"/>
-              <w:left w:w="90" w:type="dxa"/>
-              <w:bottom w:w="90" w:type="dxa"/>
-              <w:right w:w="90" w:type="dxa"/>
-            </w:tcMar>
-            <w:vAlign w:val="center"/>
-          </w:tcPr>
-          <w:p>
-            <w:pPr>
-              <w:spacing w:before="0" w:after="40"/>
-            </w:pPr>
-            <w:r>
-              <w:t>当时 R、S 同时降低25%／50%；R用100天恢复，S不回滚；取代独立抑产与库存回收。</w:t>
-            </w:r>
+              <w:t>当时 R、S 同时降低25%／50%；R用100天恢复，S不回滚；</w:t>
+            </w:r>
+            <w:bookmarkStart w:id="0" w:name="_GoBack"/>
+            <w:bookmarkEnd w:id="0"/>
           </w:p>
         </w:tc>
       </w:tr>
@@ -26209,12 +26148,6 @@
             <w:insideH w:val="single" w:color="D9D9D9" w:sz="4" w:space="0"/>
             <w:insideV w:val="single" w:color="D9D9D9" w:sz="4" w:space="0"/>
           </w:tblBorders>
-          <w:tblCellMar>
-            <w:top w:w="0" w:type="dxa"/>
-            <w:left w:w="108" w:type="dxa"/>
-            <w:bottom w:w="0" w:type="dxa"/>
-            <w:right w:w="108" w:type="dxa"/>
-          </w:tblCellMar>
         </w:tblPrEx>
         <w:trPr>
           <w:tblHeader/>
@@ -33151,8 +33084,6 @@
             <w:r>
               <w:t>不是营养级的固定常数</w:t>
             </w:r>
-            <w:bookmarkStart w:id="0" w:name="_GoBack"/>
-            <w:bookmarkEnd w:id="0"/>
           </w:p>
         </w:tc>
       </w:tr>
